--- a/Docs/SecurityDocs/SD02-PLEDGE AGREEMENT.docx
+++ b/Docs/SecurityDocs/SD02-PLEDGE AGREEMENT.docx
@@ -1,6 +1,6 @@
 
 <file path=word/document.xml><?xml version="1.0" encoding="utf-8"?>
-<w:document xmlns:wpc="http://schemas.microsoft.com/office/word/2010/wordprocessingCanvas" xmlns:cx="http://schemas.microsoft.com/office/drawing/2014/chartex" xmlns:cx1="http://schemas.microsoft.com/office/drawing/2015/9/8/chartex" xmlns:cx2="http://schemas.microsoft.com/office/drawing/2015/10/21/chartex" xmlns:cx3="http://schemas.microsoft.com/office/drawing/2016/5/9/chartex" xmlns:cx4="http://schemas.microsoft.com/office/drawing/2016/5/10/chartex" xmlns:cx5="http://schemas.microsoft.com/office/drawing/2016/5/11/chartex" xmlns:cx6="http://schemas.microsoft.com/office/drawing/2016/5/12/chartex" xmlns:cx7="http://schemas.microsoft.com/office/drawing/2016/5/13/chartex" xmlns:cx8="http://schemas.microsoft.com/office/drawing/2016/5/14/chartex" xmlns:mc="http://schemas.openxmlformats.org/markup-compatibility/2006" xmlns:aink="http://schemas.microsoft.com/office/drawing/2016/ink" xmlns:am3d="http://schemas.microsoft.com/office/drawing/2017/model3d" xmlns:o="urn:schemas-microsoft-com:office:office" xmlns:oel="http://schemas.microsoft.com/office/2019/extlst" xmlns:r="http://schemas.openxmlformats.org/officeDocument/2006/relationships" xmlns:m="http://schemas.openxmlformats.org/officeDocument/2006/math" xmlns:v="urn:schemas-microsoft-com:vml" xmlns:wp14="http://schemas.microsoft.com/office/word/2010/wordprocessingDrawing" xmlns:wp="http://schemas.openxmlformats.org/drawingml/2006/wordprocessingDrawing" xmlns:w10="urn:schemas-microsoft-com:office:word" xmlns:w="http://schemas.openxmlformats.org/wordprocessingml/2006/main" xmlns:w14="http://schemas.microsoft.com/office/word/2010/wordml" xmlns:w15="http://schemas.microsoft.com/office/word/2012/wordml" xmlns:w16cei="http://schemas.microsoft.com/office/word/2026/wordml/cei" xmlns:w16cex="http://schemas.microsoft.com/office/word/2018/wordml/cex" xmlns:w16cid="http://schemas.microsoft.com/office/word/2016/wordml/cid" xmlns:w16="http://schemas.microsoft.com/office/word/2018/wordml" xmlns:w16du="http://schemas.microsoft.com/office/word/2023/wordml/word16du" xmlns:w16sdtdh="http://schemas.microsoft.com/office/word/2020/wordml/sdtdatahash" xmlns:w16sdtfl="http://schemas.microsoft.com/office/word/2024/wordml/sdtformatlock" xmlns:w16se="http://schemas.microsoft.com/office/word/2015/wordml/symex" xmlns:wpg="http://schemas.microsoft.com/office/word/2010/wordprocessingGroup" xmlns:wpi="http://schemas.microsoft.com/office/word/2010/wordprocessingInk" xmlns:wne="http://schemas.microsoft.com/office/word/2006/wordml" xmlns:wps="http://schemas.microsoft.com/office/word/2010/wordprocessingShape" mc:Ignorable="w14 w15 w16se w16cid w16 w16cex w16sdtdh w16sdtfl w16du wp14">
+<w:document xmlns:wpc="http://schemas.microsoft.com/office/word/2010/wordprocessingCanvas" xmlns:cx="http://schemas.microsoft.com/office/drawing/2014/chartex" xmlns:cx1="http://schemas.microsoft.com/office/drawing/2015/9/8/chartex" xmlns:cx2="http://schemas.microsoft.com/office/drawing/2015/10/21/chartex" xmlns:cx3="http://schemas.microsoft.com/office/drawing/2016/5/9/chartex" xmlns:cx4="http://schemas.microsoft.com/office/drawing/2016/5/10/chartex" xmlns:cx5="http://schemas.microsoft.com/office/drawing/2016/5/11/chartex" xmlns:cx6="http://schemas.microsoft.com/office/drawing/2016/5/12/chartex" xmlns:cx7="http://schemas.microsoft.com/office/drawing/2016/5/13/chartex" xmlns:cx8="http://schemas.microsoft.com/office/drawing/2016/5/14/chartex" xmlns:mc="http://schemas.openxmlformats.org/markup-compatibility/2006" xmlns:aink="http://schemas.microsoft.com/office/drawing/2016/ink" xmlns:am3d="http://schemas.microsoft.com/office/drawing/2017/model3d" xmlns:o="urn:schemas-microsoft-com:office:office" xmlns:oel="http://schemas.microsoft.com/office/2019/extlst" xmlns:r="http://schemas.openxmlformats.org/officeDocument/2006/relationships" xmlns:m="http://schemas.openxmlformats.org/officeDocument/2006/math" xmlns:v="urn:schemas-microsoft-com:vml" xmlns:wp14="http://schemas.microsoft.com/office/word/2010/wordprocessingDrawing" xmlns:wp="http://schemas.openxmlformats.org/drawingml/2006/wordprocessingDrawing" xmlns:w10="urn:schemas-microsoft-com:office:word" xmlns:w="http://schemas.openxmlformats.org/wordprocessingml/2006/main" xmlns:w14="http://schemas.microsoft.com/office/word/2010/wordml" xmlns:w15="http://schemas.microsoft.com/office/word/2012/wordml" xmlns:w16cex="http://schemas.microsoft.com/office/word/2018/wordml/cex" xmlns:w16cid="http://schemas.microsoft.com/office/word/2016/wordml/cid" xmlns:w16="http://schemas.microsoft.com/office/word/2018/wordml" xmlns:w16du="http://schemas.microsoft.com/office/word/2023/wordml/word16du" xmlns:w16sdtdh="http://schemas.microsoft.com/office/word/2020/wordml/sdtdatahash" xmlns:w16sdtfl="http://schemas.microsoft.com/office/word/2024/wordml/sdtformatlock" xmlns:w16se="http://schemas.microsoft.com/office/word/2015/wordml/symex" xmlns:wpg="http://schemas.microsoft.com/office/word/2010/wordprocessingGroup" xmlns:wpi="http://schemas.microsoft.com/office/word/2010/wordprocessingInk" xmlns:wne="http://schemas.microsoft.com/office/word/2006/wordml" xmlns:wps="http://schemas.microsoft.com/office/word/2010/wordprocessingShape" mc:Ignorable="w14 w15 w16se w16cid w16 w16cex w16sdtdh w16sdtfl w16du wp14">
   <w:body>
     <w:p>
       <w:pPr>
@@ -107,15 +107,7 @@
         <w:jc w:val="both"/>
       </w:pPr>
       <w:r>
-        <w:t xml:space="preserve">The Borrower agrees that the terms of the said pledge and the rights which shall accrue to the Bank in respect of the said Goods when they have been delivered into the possession of the Bank or the Agent of the Bank on Bank's behalf and in respect of the said documents of Title when they have been deposited are as </w:t>
-      </w:r>
-      <w:proofErr w:type="gramStart"/>
-      <w:r>
-        <w:t>follows:-</w:t>
-      </w:r>
-      <w:proofErr w:type="gramEnd"/>
-      <w:r>
-        <w:t xml:space="preserve"> </w:t>
+        <w:t xml:space="preserve">The Borrower agrees that the terms of the said pledge and the rights which shall accrue to the Bank in respect of the said Goods when they have been delivered into the possession of the Bank or the Agent of the Bank on Bank's behalf and in respect of the said documents of Title when they have been deposited are as follows:- </w:t>
       </w:r>
     </w:p>
     <w:p>
@@ -167,19 +159,17 @@
         <w:jc w:val="both"/>
       </w:pPr>
       <w:r>
-        <w:t xml:space="preserve">That all the said Goods, the subject of this Agreement, shall be insured against fire, theft and natural calamities by the Borrower in the joint names of the Borrower and the Bank with an Insurance Company approved by the Bank to the extent of at least ten per cent in excess of the amount advanced by the Bank against them and that the Insurance Policies shall be delivered to the Bank. If the Borrower fails to effect such insurance, the Bank may (without being bound and in its absolute discretion) insure the said Goods against fire, theft and natural calamities in such joint names and debit the premium and other charges to such account or accounts aforesaid as the case may be and in the event of the Bank being at any time apprehensive that the safety of the said Goods is likely to be endangered owing to civil commotion or riots or enemy action or war, it shall on failure by the Borrower to so insure the goods </w:t>
-      </w:r>
-      <w:proofErr w:type="spellStart"/>
-      <w:r>
-        <w:t>inthe</w:t>
-      </w:r>
-      <w:proofErr w:type="spellEnd"/>
-      <w:r>
-        <w:t xml:space="preserve"> joint names against any damage arising from all or any of the said causes the Bank shall do so, the cost of such extra insurance being payable by the Borrower and being debited to such account or accounts as aforesaid. The Borrower expressly agrees that the Bank shall be entitled to adjust settle compromise or refer to arbitration any dispute between the Insurance Company and the insured arising under or in connection with such policy or policies and such adjustment, settlement, compromise and any award made on such policy or policies shall be valid and binding on the Borrower and also to receive all monies payable under any such policy or policies or under any claim </w:t>
+        <w:t>That all the said Goods, the subject of this Agreement, shall be insured against fire, theft and natural calamities by the Borrower in the joint names of the Borrower and the Bank with an Insurance Company approved by the Bank to the extent of at least ten per cent in excess of the amount advanced by the Bank against them and that the Insurance Policies shall be delivered to the Bank. If the Borrower fails to effect such insurance, the Bank may (without being bound and in its absolute discretion) insure the said Goods against fire, theft and natural calamities in such joint names and debit the premium and other charges to such account or accounts aforesaid as the case may be and in the event of the Bank being at any time apprehensive that the safety of the said Goods is likely to be endangered owing to civil commotion or riots or enemy action or war, it shall on failure by the Borrower to so insure the goods in</w:t>
+      </w:r>
+      <w:r>
+        <w:t xml:space="preserve"> </w:t>
+      </w:r>
+      <w:r>
+        <w:t xml:space="preserve">the joint names against any damage arising from all or any of the said causes the Bank shall do so, the cost of such extra insurance being payable by the Borrower and being debited to such account or accounts as aforesaid. The Borrower expressly agrees that the Bank shall be entitled to adjust settle compromise or refer to arbitration any dispute between the Insurance Company and the insured arising under or in connection with such policy or policies and such adjustment, settlement, compromise and any award made on such policy or policies shall be valid and binding on the Borrower and also to receive all monies payable under any such policy or policies or under any </w:t>
       </w:r>
       <w:r>
         <w:lastRenderedPageBreak/>
-        <w:t xml:space="preserve">made thereunder and to give a valid receipt thereof and that the amount so received shall be credited in the account having reference to the said Goods in respect of which such amount is received and that the Borrower will not raise any question that a larger sum might or ought to have been received or be entitled to dispute his liability for the balance remaining due on such account after such credit. </w:t>
+        <w:t xml:space="preserve">claim made thereunder and to give a valid receipt thereof and that the amount so received shall be credited in the account having reference to the said Goods in respect of which such amount is received and that the Borrower will not raise any question that a larger sum might or ought to have been received or be entitled to dispute his liability for the balance remaining due on such account after such credit. </w:t>
       </w:r>
     </w:p>
     <w:p>
@@ -222,20 +212,29 @@
       <w:pPr>
         <w:jc w:val="both"/>
       </w:pPr>
-      <w:proofErr w:type="spellStart"/>
-      <w:r>
-        <w:t>i</w:t>
-      </w:r>
-      <w:proofErr w:type="spellEnd"/>
-      <w:r>
-        <w:t xml:space="preserve">) </w:t>
-      </w:r>
-      <w:r>
-        <w:rPr>
-          <w:b/>
-          <w:bCs/>
-        </w:rPr>
-        <w:t>{{INTEREST_RATE}}</w:t>
+      <w:r>
+        <w:t xml:space="preserve">i) </w:t>
+      </w:r>
+      <w:r>
+        <w:rPr>
+          <w:b/>
+          <w:bCs/>
+        </w:rPr>
+        <w:t>{{</w:t>
+      </w:r>
+      <w:r>
+        <w:rPr>
+          <w:b/>
+          <w:bCs/>
+        </w:rPr>
+        <w:t>FIXED_</w:t>
+      </w:r>
+      <w:r>
+        <w:rPr>
+          <w:b/>
+          <w:bCs/>
+        </w:rPr>
+        <w:t>INTEREST_RATE}}</w:t>
       </w:r>
       <w:r>
         <w:t xml:space="preserve"> percentage per annum with </w:t>
@@ -245,7 +244,21 @@
           <w:b/>
           <w:bCs/>
         </w:rPr>
-        <w:t>{{INTEREST_RESTS}}</w:t>
+        <w:t>{{</w:t>
+      </w:r>
+      <w:r>
+        <w:rPr>
+          <w:b/>
+          <w:bCs/>
+        </w:rPr>
+        <w:t>FIXED_</w:t>
+      </w:r>
+      <w:r>
+        <w:rPr>
+          <w:b/>
+          <w:bCs/>
+        </w:rPr>
+        <w:t>INTEREST_RESTS}}</w:t>
       </w:r>
       <w:r>
         <w:t xml:space="preserve"> rests </w:t>
@@ -353,7 +366,21 @@
           <w:b/>
           <w:bCs/>
         </w:rPr>
-        <w:t>{{INTEREST_RATE}}</w:t>
+        <w:t>{{</w:t>
+      </w:r>
+      <w:r>
+        <w:rPr>
+          <w:b/>
+          <w:bCs/>
+        </w:rPr>
+        <w:t>EBLR_APPLICABLE</w:t>
+      </w:r>
+      <w:r>
+        <w:rPr>
+          <w:b/>
+          <w:bCs/>
+        </w:rPr>
+        <w:t>_RATE}}</w:t>
       </w:r>
       <w:r>
         <w:t xml:space="preserve"> % per annum being EBLR rate (comprising of RBI Repo Rate and Spread) which is </w:t>
@@ -363,7 +390,21 @@
           <w:b/>
           <w:bCs/>
         </w:rPr>
-        <w:t>{{EBLR_RATE}}</w:t>
+        <w:t>{{EBLR</w:t>
+      </w:r>
+      <w:r>
+        <w:rPr>
+          <w:b/>
+          <w:bCs/>
+        </w:rPr>
+        <w:t>_CURRENT</w:t>
+      </w:r>
+      <w:r>
+        <w:rPr>
+          <w:b/>
+          <w:bCs/>
+        </w:rPr>
+        <w:t>_RATE}}</w:t>
       </w:r>
       <w:r>
         <w:t xml:space="preserve"> % per annum at present plus Premium of </w:t>
@@ -429,11 +470,8 @@
         <w:jc w:val="both"/>
       </w:pPr>
       <w:r>
-        <w:t xml:space="preserve">at such other revised rate/s as may be prescribed by the Bank from time to time depending upon the changes in the interest Rate of the Bank or the directives of the </w:t>
-      </w:r>
-      <w:r>
         <w:lastRenderedPageBreak/>
-        <w:t xml:space="preserve">Reserve Bank of India from time to time or the policy of the Bank on advances, such interest to be payable, whether actually debited to the account or not, and until so paid shall form part of the advance/s granted by the Bank to the Borrower and the Borrower agrees to execute necessary Promissory notes or debit balance confirmations accordingly from time to time. </w:t>
+        <w:t xml:space="preserve">at such other revised rate/s as may be prescribed by the Bank from time to time depending upon the changes in the interest Rate of the Bank or the directives of the Reserve Bank of India from time to time or the policy of the Bank on advances, such interest to be payable, whether actually debited to the account or not, and until so paid shall form part of the advance/s granted by the Bank to the Borrower and the Borrower agrees to execute necessary Promissory notes or debit balance confirmations accordingly from time to time. </w:t>
       </w:r>
     </w:p>
     <w:p>
@@ -485,11 +523,11 @@
         <w:jc w:val="both"/>
       </w:pPr>
       <w:r>
-        <w:t xml:space="preserve">That the Bank shall not be under any liability whatsoever towards the Borrower or any other person for the counting, measurement, quantity, quality or for any loss, damage, destruction, depreciation or shortage of or in the said Goods the subject of this Agreement from or in whatsoever cause or manner arising whether such said Goods shall be in the possession of the Bank or not at the time of such loss </w:t>
+        <w:t xml:space="preserve">That the Bank shall not be under any liability whatsoever towards the Borrower or any other person for the counting, measurement, quantity, quality or for any loss, damage, destruction, depreciation or shortage of or in the said Goods the subject </w:t>
       </w:r>
       <w:r>
         <w:lastRenderedPageBreak/>
-        <w:t xml:space="preserve">or damage or the happening of the cause thereof. The Borrower shall at all times indemnify and keep indemnified the Bank from and against all suits, proceedings, costs, charges, claims and demands whatsoever that may at any time arise or be brought or made by any person against the Bank in respect of any acts, matters, and things lawfully done or caused to be done by the Bank in connection with the said Goods or in pursuance of the rights and powers of the Bank under this Agreement. </w:t>
+        <w:t xml:space="preserve">of this Agreement from or in whatsoever cause or manner arising whether such said Goods shall be in the possession of the Bank or not at the time of such loss or damage or the happening of the cause thereof. The Borrower shall at all times indemnify and keep indemnified the Bank from and against all suits, proceedings, costs, charges, claims and demands whatsoever that may at any time arise or be brought or made by any person against the Bank in respect of any acts, matters, and things lawfully done or caused to be done by the Bank in connection with the said Goods or in pursuance of the rights and powers of the Bank under this Agreement. </w:t>
       </w:r>
     </w:p>
     <w:p>
@@ -686,15 +724,7 @@
         <w:jc w:val="both"/>
       </w:pPr>
       <w:r>
-        <w:t xml:space="preserve">Email: </w:t>
-      </w:r>
-      <w:proofErr w:type="spellStart"/>
-      <w:r>
-        <w:t>cgo@unionbankofindia.bank</w:t>
-      </w:r>
-      <w:proofErr w:type="spellEnd"/>
-      <w:r>
-        <w:t xml:space="preserve"> </w:t>
+        <w:t xml:space="preserve">Email: cgo@unionbankofindia.bank </w:t>
       </w:r>
     </w:p>
     <w:p>
@@ -1591,7 +1621,7 @@
 </file>
 
 <file path=word/endnotes.xml><?xml version="1.0" encoding="utf-8"?>
-<w:endnotes xmlns:wpc="http://schemas.microsoft.com/office/word/2010/wordprocessingCanvas" xmlns:cx="http://schemas.microsoft.com/office/drawing/2014/chartex" xmlns:cx1="http://schemas.microsoft.com/office/drawing/2015/9/8/chartex" xmlns:cx2="http://schemas.microsoft.com/office/drawing/2015/10/21/chartex" xmlns:cx3="http://schemas.microsoft.com/office/drawing/2016/5/9/chartex" xmlns:cx4="http://schemas.microsoft.com/office/drawing/2016/5/10/chartex" xmlns:cx5="http://schemas.microsoft.com/office/drawing/2016/5/11/chartex" xmlns:cx6="http://schemas.microsoft.com/office/drawing/2016/5/12/chartex" xmlns:cx7="http://schemas.microsoft.com/office/drawing/2016/5/13/chartex" xmlns:cx8="http://schemas.microsoft.com/office/drawing/2016/5/14/chartex" xmlns:mc="http://schemas.openxmlformats.org/markup-compatibility/2006" xmlns:aink="http://schemas.microsoft.com/office/drawing/2016/ink" xmlns:am3d="http://schemas.microsoft.com/office/drawing/2017/model3d" xmlns:o="urn:schemas-microsoft-com:office:office" xmlns:oel="http://schemas.microsoft.com/office/2019/extlst" xmlns:r="http://schemas.openxmlformats.org/officeDocument/2006/relationships" xmlns:m="http://schemas.openxmlformats.org/officeDocument/2006/math" xmlns:v="urn:schemas-microsoft-com:vml" xmlns:wp14="http://schemas.microsoft.com/office/word/2010/wordprocessingDrawing" xmlns:wp="http://schemas.openxmlformats.org/drawingml/2006/wordprocessingDrawing" xmlns:w10="urn:schemas-microsoft-com:office:word" xmlns:w="http://schemas.openxmlformats.org/wordprocessingml/2006/main" xmlns:w14="http://schemas.microsoft.com/office/word/2010/wordml" xmlns:w15="http://schemas.microsoft.com/office/word/2012/wordml" xmlns:w16cei="http://schemas.microsoft.com/office/word/2026/wordml/cei" xmlns:w16cex="http://schemas.microsoft.com/office/word/2018/wordml/cex" xmlns:w16cid="http://schemas.microsoft.com/office/word/2016/wordml/cid" xmlns:w16="http://schemas.microsoft.com/office/word/2018/wordml" xmlns:w16du="http://schemas.microsoft.com/office/word/2023/wordml/word16du" xmlns:w16sdtdh="http://schemas.microsoft.com/office/word/2020/wordml/sdtdatahash" xmlns:w16sdtfl="http://schemas.microsoft.com/office/word/2024/wordml/sdtformatlock" xmlns:w16se="http://schemas.microsoft.com/office/word/2015/wordml/symex" xmlns:wpg="http://schemas.microsoft.com/office/word/2010/wordprocessingGroup" xmlns:wpi="http://schemas.microsoft.com/office/word/2010/wordprocessingInk" xmlns:wne="http://schemas.microsoft.com/office/word/2006/wordml" xmlns:wps="http://schemas.microsoft.com/office/word/2010/wordprocessingShape" mc:Ignorable="w14 w15 w16se w16cid w16 w16cex w16sdtdh w16sdtfl w16du wp14">
+<w:endnotes xmlns:wpc="http://schemas.microsoft.com/office/word/2010/wordprocessingCanvas" xmlns:cx="http://schemas.microsoft.com/office/drawing/2014/chartex" xmlns:cx1="http://schemas.microsoft.com/office/drawing/2015/9/8/chartex" xmlns:cx2="http://schemas.microsoft.com/office/drawing/2015/10/21/chartex" xmlns:cx3="http://schemas.microsoft.com/office/drawing/2016/5/9/chartex" xmlns:cx4="http://schemas.microsoft.com/office/drawing/2016/5/10/chartex" xmlns:cx5="http://schemas.microsoft.com/office/drawing/2016/5/11/chartex" xmlns:cx6="http://schemas.microsoft.com/office/drawing/2016/5/12/chartex" xmlns:cx7="http://schemas.microsoft.com/office/drawing/2016/5/13/chartex" xmlns:cx8="http://schemas.microsoft.com/office/drawing/2016/5/14/chartex" xmlns:mc="http://schemas.openxmlformats.org/markup-compatibility/2006" xmlns:aink="http://schemas.microsoft.com/office/drawing/2016/ink" xmlns:am3d="http://schemas.microsoft.com/office/drawing/2017/model3d" xmlns:o="urn:schemas-microsoft-com:office:office" xmlns:oel="http://schemas.microsoft.com/office/2019/extlst" xmlns:r="http://schemas.openxmlformats.org/officeDocument/2006/relationships" xmlns:m="http://schemas.openxmlformats.org/officeDocument/2006/math" xmlns:v="urn:schemas-microsoft-com:vml" xmlns:wp14="http://schemas.microsoft.com/office/word/2010/wordprocessingDrawing" xmlns:wp="http://schemas.openxmlformats.org/drawingml/2006/wordprocessingDrawing" xmlns:w10="urn:schemas-microsoft-com:office:word" xmlns:w="http://schemas.openxmlformats.org/wordprocessingml/2006/main" xmlns:w14="http://schemas.microsoft.com/office/word/2010/wordml" xmlns:w15="http://schemas.microsoft.com/office/word/2012/wordml" xmlns:w16cex="http://schemas.microsoft.com/office/word/2018/wordml/cex" xmlns:w16cid="http://schemas.microsoft.com/office/word/2016/wordml/cid" xmlns:w16="http://schemas.microsoft.com/office/word/2018/wordml" xmlns:w16du="http://schemas.microsoft.com/office/word/2023/wordml/word16du" xmlns:w16sdtdh="http://schemas.microsoft.com/office/word/2020/wordml/sdtdatahash" xmlns:w16sdtfl="http://schemas.microsoft.com/office/word/2024/wordml/sdtformatlock" xmlns:w16se="http://schemas.microsoft.com/office/word/2015/wordml/symex" xmlns:wpg="http://schemas.microsoft.com/office/word/2010/wordprocessingGroup" xmlns:wpi="http://schemas.microsoft.com/office/word/2010/wordprocessingInk" xmlns:wne="http://schemas.microsoft.com/office/word/2006/wordml" xmlns:wps="http://schemas.microsoft.com/office/word/2010/wordprocessingShape" mc:Ignorable="w14 w15 w16se w16cid w16 w16cex w16sdtdh w16sdtfl w16du wp14">
   <w:endnote w:type="separator" w:id="-1">
     <w:p>
       <w:pPr>
@@ -1616,7 +1646,7 @@
 </file>
 
 <file path=word/footer1.xml><?xml version="1.0" encoding="utf-8"?>
-<w:ftr xmlns:wpc="http://schemas.microsoft.com/office/word/2010/wordprocessingCanvas" xmlns:cx="http://schemas.microsoft.com/office/drawing/2014/chartex" xmlns:cx1="http://schemas.microsoft.com/office/drawing/2015/9/8/chartex" xmlns:cx2="http://schemas.microsoft.com/office/drawing/2015/10/21/chartex" xmlns:cx3="http://schemas.microsoft.com/office/drawing/2016/5/9/chartex" xmlns:cx4="http://schemas.microsoft.com/office/drawing/2016/5/10/chartex" xmlns:cx5="http://schemas.microsoft.com/office/drawing/2016/5/11/chartex" xmlns:cx6="http://schemas.microsoft.com/office/drawing/2016/5/12/chartex" xmlns:cx7="http://schemas.microsoft.com/office/drawing/2016/5/13/chartex" xmlns:cx8="http://schemas.microsoft.com/office/drawing/2016/5/14/chartex" xmlns:mc="http://schemas.openxmlformats.org/markup-compatibility/2006" xmlns:aink="http://schemas.microsoft.com/office/drawing/2016/ink" xmlns:am3d="http://schemas.microsoft.com/office/drawing/2017/model3d" xmlns:o="urn:schemas-microsoft-com:office:office" xmlns:oel="http://schemas.microsoft.com/office/2019/extlst" xmlns:r="http://schemas.openxmlformats.org/officeDocument/2006/relationships" xmlns:m="http://schemas.openxmlformats.org/officeDocument/2006/math" xmlns:v="urn:schemas-microsoft-com:vml" xmlns:wp14="http://schemas.microsoft.com/office/word/2010/wordprocessingDrawing" xmlns:wp="http://schemas.openxmlformats.org/drawingml/2006/wordprocessingDrawing" xmlns:w10="urn:schemas-microsoft-com:office:word" xmlns:w="http://schemas.openxmlformats.org/wordprocessingml/2006/main" xmlns:w14="http://schemas.microsoft.com/office/word/2010/wordml" xmlns:w15="http://schemas.microsoft.com/office/word/2012/wordml" xmlns:w16cei="http://schemas.microsoft.com/office/word/2026/wordml/cei" xmlns:w16cex="http://schemas.microsoft.com/office/word/2018/wordml/cex" xmlns:w16cid="http://schemas.microsoft.com/office/word/2016/wordml/cid" xmlns:w16="http://schemas.microsoft.com/office/word/2018/wordml" xmlns:w16du="http://schemas.microsoft.com/office/word/2023/wordml/word16du" xmlns:w16sdtdh="http://schemas.microsoft.com/office/word/2020/wordml/sdtdatahash" xmlns:w16sdtfl="http://schemas.microsoft.com/office/word/2024/wordml/sdtformatlock" xmlns:w16se="http://schemas.microsoft.com/office/word/2015/wordml/symex" xmlns:wpg="http://schemas.microsoft.com/office/word/2010/wordprocessingGroup" xmlns:wpi="http://schemas.microsoft.com/office/word/2010/wordprocessingInk" xmlns:wne="http://schemas.microsoft.com/office/word/2006/wordml" xmlns:wps="http://schemas.microsoft.com/office/word/2010/wordprocessingShape" mc:Ignorable="w14 w15 w16se w16cid w16 w16cex w16sdtdh w16sdtfl w16du wp14">
+<w:ftr xmlns:wpc="http://schemas.microsoft.com/office/word/2010/wordprocessingCanvas" xmlns:cx="http://schemas.microsoft.com/office/drawing/2014/chartex" xmlns:cx1="http://schemas.microsoft.com/office/drawing/2015/9/8/chartex" xmlns:cx2="http://schemas.microsoft.com/office/drawing/2015/10/21/chartex" xmlns:cx3="http://schemas.microsoft.com/office/drawing/2016/5/9/chartex" xmlns:cx4="http://schemas.microsoft.com/office/drawing/2016/5/10/chartex" xmlns:cx5="http://schemas.microsoft.com/office/drawing/2016/5/11/chartex" xmlns:cx6="http://schemas.microsoft.com/office/drawing/2016/5/12/chartex" xmlns:cx7="http://schemas.microsoft.com/office/drawing/2016/5/13/chartex" xmlns:cx8="http://schemas.microsoft.com/office/drawing/2016/5/14/chartex" xmlns:mc="http://schemas.openxmlformats.org/markup-compatibility/2006" xmlns:aink="http://schemas.microsoft.com/office/drawing/2016/ink" xmlns:am3d="http://schemas.microsoft.com/office/drawing/2017/model3d" xmlns:o="urn:schemas-microsoft-com:office:office" xmlns:oel="http://schemas.microsoft.com/office/2019/extlst" xmlns:r="http://schemas.openxmlformats.org/officeDocument/2006/relationships" xmlns:m="http://schemas.openxmlformats.org/officeDocument/2006/math" xmlns:v="urn:schemas-microsoft-com:vml" xmlns:wp14="http://schemas.microsoft.com/office/word/2010/wordprocessingDrawing" xmlns:wp="http://schemas.openxmlformats.org/drawingml/2006/wordprocessingDrawing" xmlns:w10="urn:schemas-microsoft-com:office:word" xmlns:w="http://schemas.openxmlformats.org/wordprocessingml/2006/main" xmlns:w14="http://schemas.microsoft.com/office/word/2010/wordml" xmlns:w15="http://schemas.microsoft.com/office/word/2012/wordml" xmlns:w16cex="http://schemas.microsoft.com/office/word/2018/wordml/cex" xmlns:w16cid="http://schemas.microsoft.com/office/word/2016/wordml/cid" xmlns:w16="http://schemas.microsoft.com/office/word/2018/wordml" xmlns:w16du="http://schemas.microsoft.com/office/word/2023/wordml/word16du" xmlns:w16sdtdh="http://schemas.microsoft.com/office/word/2020/wordml/sdtdatahash" xmlns:w16sdtfl="http://schemas.microsoft.com/office/word/2024/wordml/sdtformatlock" xmlns:w16se="http://schemas.microsoft.com/office/word/2015/wordml/symex" xmlns:wpg="http://schemas.microsoft.com/office/word/2010/wordprocessingGroup" xmlns:wpi="http://schemas.microsoft.com/office/word/2010/wordprocessingInk" xmlns:wne="http://schemas.microsoft.com/office/word/2006/wordml" xmlns:wps="http://schemas.microsoft.com/office/word/2010/wordprocessingShape" mc:Ignorable="w14 w15 w16se w16cid w16 w16cex w16sdtdh w16sdtfl w16du wp14">
   <w:sdt>
     <w:sdtPr>
       <w:id w:val="-353035511"/>
@@ -1670,7 +1700,7 @@
 </file>
 
 <file path=word/footnotes.xml><?xml version="1.0" encoding="utf-8"?>
-<w:footnotes xmlns:wpc="http://schemas.microsoft.com/office/word/2010/wordprocessingCanvas" xmlns:cx="http://schemas.microsoft.com/office/drawing/2014/chartex" xmlns:cx1="http://schemas.microsoft.com/office/drawing/2015/9/8/chartex" xmlns:cx2="http://schemas.microsoft.com/office/drawing/2015/10/21/chartex" xmlns:cx3="http://schemas.microsoft.com/office/drawing/2016/5/9/chartex" xmlns:cx4="http://schemas.microsoft.com/office/drawing/2016/5/10/chartex" xmlns:cx5="http://schemas.microsoft.com/office/drawing/2016/5/11/chartex" xmlns:cx6="http://schemas.microsoft.com/office/drawing/2016/5/12/chartex" xmlns:cx7="http://schemas.microsoft.com/office/drawing/2016/5/13/chartex" xmlns:cx8="http://schemas.microsoft.com/office/drawing/2016/5/14/chartex" xmlns:mc="http://schemas.openxmlformats.org/markup-compatibility/2006" xmlns:aink="http://schemas.microsoft.com/office/drawing/2016/ink" xmlns:am3d="http://schemas.microsoft.com/office/drawing/2017/model3d" xmlns:o="urn:schemas-microsoft-com:office:office" xmlns:oel="http://schemas.microsoft.com/office/2019/extlst" xmlns:r="http://schemas.openxmlformats.org/officeDocument/2006/relationships" xmlns:m="http://schemas.openxmlformats.org/officeDocument/2006/math" xmlns:v="urn:schemas-microsoft-com:vml" xmlns:wp14="http://schemas.microsoft.com/office/word/2010/wordprocessingDrawing" xmlns:wp="http://schemas.openxmlformats.org/drawingml/2006/wordprocessingDrawing" xmlns:w10="urn:schemas-microsoft-com:office:word" xmlns:w="http://schemas.openxmlformats.org/wordprocessingml/2006/main" xmlns:w14="http://schemas.microsoft.com/office/word/2010/wordml" xmlns:w15="http://schemas.microsoft.com/office/word/2012/wordml" xmlns:w16cei="http://schemas.microsoft.com/office/word/2026/wordml/cei" xmlns:w16cex="http://schemas.microsoft.com/office/word/2018/wordml/cex" xmlns:w16cid="http://schemas.microsoft.com/office/word/2016/wordml/cid" xmlns:w16="http://schemas.microsoft.com/office/word/2018/wordml" xmlns:w16du="http://schemas.microsoft.com/office/word/2023/wordml/word16du" xmlns:w16sdtdh="http://schemas.microsoft.com/office/word/2020/wordml/sdtdatahash" xmlns:w16sdtfl="http://schemas.microsoft.com/office/word/2024/wordml/sdtformatlock" xmlns:w16se="http://schemas.microsoft.com/office/word/2015/wordml/symex" xmlns:wpg="http://schemas.microsoft.com/office/word/2010/wordprocessingGroup" xmlns:wpi="http://schemas.microsoft.com/office/word/2010/wordprocessingInk" xmlns:wne="http://schemas.microsoft.com/office/word/2006/wordml" xmlns:wps="http://schemas.microsoft.com/office/word/2010/wordprocessingShape" mc:Ignorable="w14 w15 w16se w16cid w16 w16cex w16sdtdh w16sdtfl w16du wp14">
+<w:footnotes xmlns:wpc="http://schemas.microsoft.com/office/word/2010/wordprocessingCanvas" xmlns:cx="http://schemas.microsoft.com/office/drawing/2014/chartex" xmlns:cx1="http://schemas.microsoft.com/office/drawing/2015/9/8/chartex" xmlns:cx2="http://schemas.microsoft.com/office/drawing/2015/10/21/chartex" xmlns:cx3="http://schemas.microsoft.com/office/drawing/2016/5/9/chartex" xmlns:cx4="http://schemas.microsoft.com/office/drawing/2016/5/10/chartex" xmlns:cx5="http://schemas.microsoft.com/office/drawing/2016/5/11/chartex" xmlns:cx6="http://schemas.microsoft.com/office/drawing/2016/5/12/chartex" xmlns:cx7="http://schemas.microsoft.com/office/drawing/2016/5/13/chartex" xmlns:cx8="http://schemas.microsoft.com/office/drawing/2016/5/14/chartex" xmlns:mc="http://schemas.openxmlformats.org/markup-compatibility/2006" xmlns:aink="http://schemas.microsoft.com/office/drawing/2016/ink" xmlns:am3d="http://schemas.microsoft.com/office/drawing/2017/model3d" xmlns:o="urn:schemas-microsoft-com:office:office" xmlns:oel="http://schemas.microsoft.com/office/2019/extlst" xmlns:r="http://schemas.openxmlformats.org/officeDocument/2006/relationships" xmlns:m="http://schemas.openxmlformats.org/officeDocument/2006/math" xmlns:v="urn:schemas-microsoft-com:vml" xmlns:wp14="http://schemas.microsoft.com/office/word/2010/wordprocessingDrawing" xmlns:wp="http://schemas.openxmlformats.org/drawingml/2006/wordprocessingDrawing" xmlns:w10="urn:schemas-microsoft-com:office:word" xmlns:w="http://schemas.openxmlformats.org/wordprocessingml/2006/main" xmlns:w14="http://schemas.microsoft.com/office/word/2010/wordml" xmlns:w15="http://schemas.microsoft.com/office/word/2012/wordml" xmlns:w16cex="http://schemas.microsoft.com/office/word/2018/wordml/cex" xmlns:w16cid="http://schemas.microsoft.com/office/word/2016/wordml/cid" xmlns:w16="http://schemas.microsoft.com/office/word/2018/wordml" xmlns:w16du="http://schemas.microsoft.com/office/word/2023/wordml/word16du" xmlns:w16sdtdh="http://schemas.microsoft.com/office/word/2020/wordml/sdtdatahash" xmlns:w16sdtfl="http://schemas.microsoft.com/office/word/2024/wordml/sdtformatlock" xmlns:w16se="http://schemas.microsoft.com/office/word/2015/wordml/symex" xmlns:wpg="http://schemas.microsoft.com/office/word/2010/wordprocessingGroup" xmlns:wpi="http://schemas.microsoft.com/office/word/2010/wordprocessingInk" xmlns:wne="http://schemas.microsoft.com/office/word/2006/wordml" xmlns:wps="http://schemas.microsoft.com/office/word/2010/wordprocessingShape" mc:Ignorable="w14 w15 w16se w16cid w16 w16cex w16sdtdh w16sdtfl w16du wp14">
   <w:footnote w:type="separator" w:id="-1">
     <w:p>
       <w:pPr>
@@ -1695,7 +1725,7 @@
 </file>
 
 <file path=word/numbering.xml><?xml version="1.0" encoding="utf-8"?>
-<w:numbering xmlns:wpc="http://schemas.microsoft.com/office/word/2010/wordprocessingCanvas" xmlns:cx="http://schemas.microsoft.com/office/drawing/2014/chartex" xmlns:cx1="http://schemas.microsoft.com/office/drawing/2015/9/8/chartex" xmlns:cx2="http://schemas.microsoft.com/office/drawing/2015/10/21/chartex" xmlns:cx3="http://schemas.microsoft.com/office/drawing/2016/5/9/chartex" xmlns:cx4="http://schemas.microsoft.com/office/drawing/2016/5/10/chartex" xmlns:cx5="http://schemas.microsoft.com/office/drawing/2016/5/11/chartex" xmlns:cx6="http://schemas.microsoft.com/office/drawing/2016/5/12/chartex" xmlns:cx7="http://schemas.microsoft.com/office/drawing/2016/5/13/chartex" xmlns:cx8="http://schemas.microsoft.com/office/drawing/2016/5/14/chartex" xmlns:mc="http://schemas.openxmlformats.org/markup-compatibility/2006" xmlns:aink="http://schemas.microsoft.com/office/drawing/2016/ink" xmlns:am3d="http://schemas.microsoft.com/office/drawing/2017/model3d" xmlns:o="urn:schemas-microsoft-com:office:office" xmlns:oel="http://schemas.microsoft.com/office/2019/extlst" xmlns:r="http://schemas.openxmlformats.org/officeDocument/2006/relationships" xmlns:m="http://schemas.openxmlformats.org/officeDocument/2006/math" xmlns:v="urn:schemas-microsoft-com:vml" xmlns:wp14="http://schemas.microsoft.com/office/word/2010/wordprocessingDrawing" xmlns:wp="http://schemas.openxmlformats.org/drawingml/2006/wordprocessingDrawing" xmlns:w10="urn:schemas-microsoft-com:office:word" xmlns:w="http://schemas.openxmlformats.org/wordprocessingml/2006/main" xmlns:w14="http://schemas.microsoft.com/office/word/2010/wordml" xmlns:w15="http://schemas.microsoft.com/office/word/2012/wordml" xmlns:w16cei="http://schemas.microsoft.com/office/word/2026/wordml/cei" xmlns:w16cex="http://schemas.microsoft.com/office/word/2018/wordml/cex" xmlns:w16cid="http://schemas.microsoft.com/office/word/2016/wordml/cid" xmlns:w16="http://schemas.microsoft.com/office/word/2018/wordml" xmlns:w16du="http://schemas.microsoft.com/office/word/2023/wordml/word16du" xmlns:w16sdtdh="http://schemas.microsoft.com/office/word/2020/wordml/sdtdatahash" xmlns:w16sdtfl="http://schemas.microsoft.com/office/word/2024/wordml/sdtformatlock" xmlns:w16se="http://schemas.microsoft.com/office/word/2015/wordml/symex" xmlns:wpg="http://schemas.microsoft.com/office/word/2010/wordprocessingGroup" xmlns:wpi="http://schemas.microsoft.com/office/word/2010/wordprocessingInk" xmlns:wne="http://schemas.microsoft.com/office/word/2006/wordml" xmlns:wps="http://schemas.microsoft.com/office/word/2010/wordprocessingShape" mc:Ignorable="w14 w15 w16se w16cid w16 w16cex w16sdtdh w16sdtfl w16du wp14">
+<w:numbering xmlns:wpc="http://schemas.microsoft.com/office/word/2010/wordprocessingCanvas" xmlns:cx="http://schemas.microsoft.com/office/drawing/2014/chartex" xmlns:cx1="http://schemas.microsoft.com/office/drawing/2015/9/8/chartex" xmlns:cx2="http://schemas.microsoft.com/office/drawing/2015/10/21/chartex" xmlns:cx3="http://schemas.microsoft.com/office/drawing/2016/5/9/chartex" xmlns:cx4="http://schemas.microsoft.com/office/drawing/2016/5/10/chartex" xmlns:cx5="http://schemas.microsoft.com/office/drawing/2016/5/11/chartex" xmlns:cx6="http://schemas.microsoft.com/office/drawing/2016/5/12/chartex" xmlns:cx7="http://schemas.microsoft.com/office/drawing/2016/5/13/chartex" xmlns:cx8="http://schemas.microsoft.com/office/drawing/2016/5/14/chartex" xmlns:mc="http://schemas.openxmlformats.org/markup-compatibility/2006" xmlns:aink="http://schemas.microsoft.com/office/drawing/2016/ink" xmlns:am3d="http://schemas.microsoft.com/office/drawing/2017/model3d" xmlns:o="urn:schemas-microsoft-com:office:office" xmlns:oel="http://schemas.microsoft.com/office/2019/extlst" xmlns:r="http://schemas.openxmlformats.org/officeDocument/2006/relationships" xmlns:m="http://schemas.openxmlformats.org/officeDocument/2006/math" xmlns:v="urn:schemas-microsoft-com:vml" xmlns:wp14="http://schemas.microsoft.com/office/word/2010/wordprocessingDrawing" xmlns:wp="http://schemas.openxmlformats.org/drawingml/2006/wordprocessingDrawing" xmlns:w10="urn:schemas-microsoft-com:office:word" xmlns:w="http://schemas.openxmlformats.org/wordprocessingml/2006/main" xmlns:w14="http://schemas.microsoft.com/office/word/2010/wordml" xmlns:w15="http://schemas.microsoft.com/office/word/2012/wordml" xmlns:w16cex="http://schemas.microsoft.com/office/word/2018/wordml/cex" xmlns:w16cid="http://schemas.microsoft.com/office/word/2016/wordml/cid" xmlns:w16="http://schemas.microsoft.com/office/word/2018/wordml" xmlns:w16du="http://schemas.microsoft.com/office/word/2023/wordml/word16du" xmlns:w16sdtdh="http://schemas.microsoft.com/office/word/2020/wordml/sdtdatahash" xmlns:w16sdtfl="http://schemas.microsoft.com/office/word/2024/wordml/sdtformatlock" xmlns:w16se="http://schemas.microsoft.com/office/word/2015/wordml/symex" xmlns:wpg="http://schemas.microsoft.com/office/word/2010/wordprocessingGroup" xmlns:wpi="http://schemas.microsoft.com/office/word/2010/wordprocessingInk" xmlns:wne="http://schemas.microsoft.com/office/word/2006/wordml" xmlns:wps="http://schemas.microsoft.com/office/word/2010/wordprocessingShape" mc:Ignorable="w14 w15 w16se w16cid w16 w16cex w16sdtdh w16sdtfl w16du wp14">
   <w:abstractNum w:abstractNumId="0" w15:restartNumberingAfterBreak="0">
     <w:nsid w:val="7AE909CC"/>
     <w:multiLevelType w:val="multilevel"/>
